--- a/V2/Day 2/00_DAY_2_ORDER.docx
+++ b/V2/Day 2/00_DAY_2_ORDER.docx
@@ -7,7 +7,12 @@
         <w:pStyle w:val="Title"/>
       </w:pPr>
       <w:r>
-        <w:t>Day 2 - remaining services and realistic scenario</w:t>
+        <w:t>Day 2 - cost, observability and realistic operations</w:t>
+      </w:r>
+    </w:p>
+    <w:p>
+      <w:r>
+        <w:t>LBS | Student edition | Fictional data only | Updated 28 October 2026</w:t>
       </w:r>
     </w:p>
     <w:p>
@@ -15,27 +20,37 @@
         <w:pStyle w:val="Heading1"/>
       </w:pPr>
       <w:r>
-        <w:t>Core exercises</w:t>
+        <w:t>Before you start</w:t>
       </w:r>
     </w:p>
     <w:p>
       <w:r>
-        <w:t>1. Messaging: 01_Service_Bus_Portal_Lab.docx. It contains both basic and extension/integration tasks. Complete only the assigned standalone queue steps first; do not configure a trigger without approval. The optional portal-creation handout is in Optional - Portal Resource Creation.</w:t>
+        <w:t>Expected duration: 09:45-17:30</w:t>
       </w:r>
     </w:p>
     <w:p>
       <w:r>
-        <w:t>2. Telemetry: 02_Application_Insights_Portal_Lab.docx, followed by 03_KQL_Beginner_Hands_On.docx. Use the actual assigned scope/schema. Alerts and logging configuration changes are optional approved extensions.</w:t>
+        <w:t>Prerequisites: Day 1 component concepts; whole attendee pack kept together.</w:t>
       </w:r>
     </w:p>
     <w:p>
       <w:r>
-        <w:t>3. Realistic local scenario: LBS_Document_Tracker_Setup_And_Testing.docx and Labs\LbsDocumentTracker\README.md (relative to the attendee-pack root). Use supplied fictional SampleData; this is not Azure-integrated.</w:t>
+        <w:t>Required permissions: Assigned read scopes for costs and telemetry; data roles only for the queue exercise.</w:t>
       </w:r>
     </w:p>
     <w:p>
       <w:r>
-        <w:t>4. Whole Azure workflow: follow the instructor's prepared runbook only when supplied. Existing target diagrams are not a completed cloud implementation.</w:t>
+        <w:t>Resources created: None required on the core route.</w:t>
+      </w:r>
+    </w:p>
+    <w:p>
+      <w:r>
+        <w:t>Cost considerations: Reuse existing approved resources. New budgets/alerts, instrumentation and deployments are optional approved extensions.</w:t>
+      </w:r>
+    </w:p>
+    <w:p>
+      <w:r>
+        <w:t>Safety: Use the assigned tenant, subscription and resource only. Do not change shared networking, roles, tiers or deployment settings. No real documents, secrets or keyed URLs in evidence.</w:t>
       </w:r>
     </w:p>
     <w:p>
@@ -43,37 +58,606 @@
         <w:pStyle w:val="Heading1"/>
       </w:pPr>
       <w:r>
-        <w:t>Operations and optional extensions</w:t>
+        <w:t>Today's priorities</w:t>
       </w:r>
     </w:p>
     <w:p>
       <w:r>
-        <w:t>06_Cost_Management_Portal_Lab.docx: review cost and budgets at authorised scope. Budget alerts do not stop spending; costs may be delayed.</w:t>
+        <w:t>Cost Management and Application Insights/KQL are mandatory core activities. Service Bus is a shorter standalone exercise.</w:t>
       </w:r>
     </w:p>
     <w:p>
       <w:r>
-        <w:t>05_Identity_And_Access_Optional.docx and 07_Networking_Basics_Optional.docx are reference/extension labs, not instructions to change shared settings.</w:t>
+        <w:t>Use live data only when prepared and authorised. Otherwise use the supplied fictional dataset and label the result prepared or offline. A fallback is not a passed live-cloud test.</w:t>
+      </w:r>
+    </w:p>
+    <w:tbl>
+      <w:tblPr>
+        <w:tblStyle w:val="LightShading-Accent1"/>
+        <w:tblW w:type="auto" w:w="0"/>
+        <w:tblLook w:firstColumn="1" w:firstRow="1" w:lastColumn="0" w:lastRow="0" w:noHBand="0" w:noVBand="1" w:val="04A0"/>
+      </w:tblPr>
+      <w:tblGrid>
+        <w:gridCol w:w="2160"/>
+        <w:gridCol w:w="2160"/>
+        <w:gridCol w:w="2160"/>
+        <w:gridCol w:w="2160"/>
+      </w:tblGrid>
+      <w:tr>
+        <w:tc>
+          <w:tcPr>
+            <w:tcW w:type="dxa" w:w="2160"/>
+          </w:tcPr>
+          <w:p>
+            <w:r>
+              <w:t>Start</w:t>
+            </w:r>
+          </w:p>
+        </w:tc>
+        <w:tc>
+          <w:tcPr>
+            <w:tcW w:type="dxa" w:w="2160"/>
+          </w:tcPr>
+          <w:p>
+            <w:r>
+              <w:t>Finish</w:t>
+            </w:r>
+          </w:p>
+        </w:tc>
+        <w:tc>
+          <w:tcPr>
+            <w:tcW w:type="dxa" w:w="2160"/>
+          </w:tcPr>
+          <w:p>
+            <w:r>
+              <w:t>Activity</w:t>
+            </w:r>
+          </w:p>
+        </w:tc>
+        <w:tc>
+          <w:tcPr>
+            <w:tcW w:type="dxa" w:w="2160"/>
+          </w:tcPr>
+          <w:p>
+            <w:r>
+              <w:t>Minutes</w:t>
+            </w:r>
+          </w:p>
+        </w:tc>
+      </w:tr>
+      <w:tr>
+        <w:tc>
+          <w:tcPr>
+            <w:tcW w:type="dxa" w:w="2160"/>
+          </w:tcPr>
+          <w:p>
+            <w:r>
+              <w:t>09:45</w:t>
+            </w:r>
+          </w:p>
+        </w:tc>
+        <w:tc>
+          <w:tcPr>
+            <w:tcW w:type="dxa" w:w="2160"/>
+          </w:tcPr>
+          <w:p>
+            <w:r>
+              <w:t>10:00</w:t>
+            </w:r>
+          </w:p>
+        </w:tc>
+        <w:tc>
+          <w:tcPr>
+            <w:tcW w:type="dxa" w:w="2160"/>
+          </w:tcPr>
+          <w:p>
+            <w:r>
+              <w:t>Welcome, recap and portal orientation</w:t>
+            </w:r>
+          </w:p>
+        </w:tc>
+        <w:tc>
+          <w:tcPr>
+            <w:tcW w:type="dxa" w:w="2160"/>
+          </w:tcPr>
+          <w:p>
+            <w:r>
+              <w:t>15</w:t>
+            </w:r>
+          </w:p>
+        </w:tc>
+      </w:tr>
+      <w:tr>
+        <w:tc>
+          <w:tcPr>
+            <w:tcW w:type="dxa" w:w="2160"/>
+          </w:tcPr>
+          <w:p>
+            <w:r>
+              <w:t>10:00</w:t>
+            </w:r>
+          </w:p>
+        </w:tc>
+        <w:tc>
+          <w:tcPr>
+            <w:tcW w:type="dxa" w:w="2160"/>
+          </w:tcPr>
+          <w:p>
+            <w:r>
+              <w:t>11:15</w:t>
+            </w:r>
+          </w:p>
+        </w:tc>
+        <w:tc>
+          <w:tcPr>
+            <w:tcW w:type="dxa" w:w="2160"/>
+          </w:tcPr>
+          <w:p>
+            <w:r>
+              <w:t>Mandatory Cost Management investigation</w:t>
+            </w:r>
+          </w:p>
+        </w:tc>
+        <w:tc>
+          <w:tcPr>
+            <w:tcW w:type="dxa" w:w="2160"/>
+          </w:tcPr>
+          <w:p>
+            <w:r>
+              <w:t>75</w:t>
+            </w:r>
+          </w:p>
+        </w:tc>
+      </w:tr>
+      <w:tr>
+        <w:tc>
+          <w:tcPr>
+            <w:tcW w:type="dxa" w:w="2160"/>
+          </w:tcPr>
+          <w:p>
+            <w:r>
+              <w:t>11:15</w:t>
+            </w:r>
+          </w:p>
+        </w:tc>
+        <w:tc>
+          <w:tcPr>
+            <w:tcW w:type="dxa" w:w="2160"/>
+          </w:tcPr>
+          <w:p>
+            <w:r>
+              <w:t>11:30</w:t>
+            </w:r>
+          </w:p>
+        </w:tc>
+        <w:tc>
+          <w:tcPr>
+            <w:tcW w:type="dxa" w:w="2160"/>
+          </w:tcPr>
+          <w:p>
+            <w:r>
+              <w:t>Break</w:t>
+            </w:r>
+          </w:p>
+        </w:tc>
+        <w:tc>
+          <w:tcPr>
+            <w:tcW w:type="dxa" w:w="2160"/>
+          </w:tcPr>
+          <w:p>
+            <w:r>
+              <w:t>15</w:t>
+            </w:r>
+          </w:p>
+        </w:tc>
+      </w:tr>
+      <w:tr>
+        <w:tc>
+          <w:tcPr>
+            <w:tcW w:type="dxa" w:w="2160"/>
+          </w:tcPr>
+          <w:p>
+            <w:r>
+              <w:t>11:30</w:t>
+            </w:r>
+          </w:p>
+        </w:tc>
+        <w:tc>
+          <w:tcPr>
+            <w:tcW w:type="dxa" w:w="2160"/>
+          </w:tcPr>
+          <w:p>
+            <w:r>
+              <w:t>12:45</w:t>
+            </w:r>
+          </w:p>
+        </w:tc>
+        <w:tc>
+          <w:tcPr>
+            <w:tcW w:type="dxa" w:w="2160"/>
+          </w:tcPr>
+          <w:p>
+            <w:r>
+              <w:t>Application Insights: requests, failures and dependencies</w:t>
+            </w:r>
+          </w:p>
+        </w:tc>
+        <w:tc>
+          <w:tcPr>
+            <w:tcW w:type="dxa" w:w="2160"/>
+          </w:tcPr>
+          <w:p>
+            <w:r>
+              <w:t>75</w:t>
+            </w:r>
+          </w:p>
+        </w:tc>
+      </w:tr>
+      <w:tr>
+        <w:tc>
+          <w:tcPr>
+            <w:tcW w:type="dxa" w:w="2160"/>
+          </w:tcPr>
+          <w:p>
+            <w:r>
+              <w:t>12:45</w:t>
+            </w:r>
+          </w:p>
+        </w:tc>
+        <w:tc>
+          <w:tcPr>
+            <w:tcW w:type="dxa" w:w="2160"/>
+          </w:tcPr>
+          <w:p>
+            <w:r>
+              <w:t>13:30</w:t>
+            </w:r>
+          </w:p>
+        </w:tc>
+        <w:tc>
+          <w:tcPr>
+            <w:tcW w:type="dxa" w:w="2160"/>
+          </w:tcPr>
+          <w:p>
+            <w:r>
+              <w:t>Lunch</w:t>
+            </w:r>
+          </w:p>
+        </w:tc>
+        <w:tc>
+          <w:tcPr>
+            <w:tcW w:type="dxa" w:w="2160"/>
+          </w:tcPr>
+          <w:p>
+            <w:r>
+              <w:t>45</w:t>
+            </w:r>
+          </w:p>
+        </w:tc>
+      </w:tr>
+      <w:tr>
+        <w:tc>
+          <w:tcPr>
+            <w:tcW w:type="dxa" w:w="2160"/>
+          </w:tcPr>
+          <w:p>
+            <w:r>
+              <w:t>13:30</w:t>
+            </w:r>
+          </w:p>
+        </w:tc>
+        <w:tc>
+          <w:tcPr>
+            <w:tcW w:type="dxa" w:w="2160"/>
+          </w:tcPr>
+          <w:p>
+            <w:r>
+              <w:t>14:45</w:t>
+            </w:r>
+          </w:p>
+        </w:tc>
+        <w:tc>
+          <w:tcPr>
+            <w:tcW w:type="dxa" w:w="2160"/>
+          </w:tcPr>
+          <w:p>
+            <w:r>
+              <w:t>KQL: first rows, failures, slow dependency and correlation</w:t>
+            </w:r>
+          </w:p>
+        </w:tc>
+        <w:tc>
+          <w:tcPr>
+            <w:tcW w:type="dxa" w:w="2160"/>
+          </w:tcPr>
+          <w:p>
+            <w:r>
+              <w:t>75</w:t>
+            </w:r>
+          </w:p>
+        </w:tc>
+      </w:tr>
+      <w:tr>
+        <w:tc>
+          <w:tcPr>
+            <w:tcW w:type="dxa" w:w="2160"/>
+          </w:tcPr>
+          <w:p>
+            <w:r>
+              <w:t>14:45</w:t>
+            </w:r>
+          </w:p>
+        </w:tc>
+        <w:tc>
+          <w:tcPr>
+            <w:tcW w:type="dxa" w:w="2160"/>
+          </w:tcPr>
+          <w:p>
+            <w:r>
+              <w:t>15:00</w:t>
+            </w:r>
+          </w:p>
+        </w:tc>
+        <w:tc>
+          <w:tcPr>
+            <w:tcW w:type="dxa" w:w="2160"/>
+          </w:tcPr>
+          <w:p>
+            <w:r>
+              <w:t>Break</w:t>
+            </w:r>
+          </w:p>
+        </w:tc>
+        <w:tc>
+          <w:tcPr>
+            <w:tcW w:type="dxa" w:w="2160"/>
+          </w:tcPr>
+          <w:p>
+            <w:r>
+              <w:t>15</w:t>
+            </w:r>
+          </w:p>
+        </w:tc>
+      </w:tr>
+      <w:tr>
+        <w:tc>
+          <w:tcPr>
+            <w:tcW w:type="dxa" w:w="2160"/>
+          </w:tcPr>
+          <w:p>
+            <w:r>
+              <w:t>15:00</w:t>
+            </w:r>
+          </w:p>
+        </w:tc>
+        <w:tc>
+          <w:tcPr>
+            <w:tcW w:type="dxa" w:w="2160"/>
+          </w:tcPr>
+          <w:p>
+            <w:r>
+              <w:t>15:35</w:t>
+            </w:r>
+          </w:p>
+        </w:tc>
+        <w:tc>
+          <w:tcPr>
+            <w:tcW w:type="dxa" w:w="2160"/>
+          </w:tcPr>
+          <w:p>
+            <w:r>
+              <w:t>Service Bus Explorer: standalone send, peek and receive</w:t>
+            </w:r>
+          </w:p>
+        </w:tc>
+        <w:tc>
+          <w:tcPr>
+            <w:tcW w:type="dxa" w:w="2160"/>
+          </w:tcPr>
+          <w:p>
+            <w:r>
+              <w:t>35</w:t>
+            </w:r>
+          </w:p>
+        </w:tc>
+      </w:tr>
+      <w:tr>
+        <w:tc>
+          <w:tcPr>
+            <w:tcW w:type="dxa" w:w="2160"/>
+          </w:tcPr>
+          <w:p>
+            <w:r>
+              <w:t>15:35</w:t>
+            </w:r>
+          </w:p>
+        </w:tc>
+        <w:tc>
+          <w:tcPr>
+            <w:tcW w:type="dxa" w:w="2160"/>
+          </w:tcPr>
+          <w:p>
+            <w:r>
+              <w:t>16:20</w:t>
+            </w:r>
+          </w:p>
+        </w:tc>
+        <w:tc>
+          <w:tcPr>
+            <w:tcW w:type="dxa" w:w="2160"/>
+          </w:tcPr>
+          <w:p>
+            <w:r>
+              <w:t>Local document tracker: realistic outcomes</w:t>
+            </w:r>
+          </w:p>
+        </w:tc>
+        <w:tc>
+          <w:tcPr>
+            <w:tcW w:type="dxa" w:w="2160"/>
+          </w:tcPr>
+          <w:p>
+            <w:r>
+              <w:t>45</w:t>
+            </w:r>
+          </w:p>
+        </w:tc>
+      </w:tr>
+      <w:tr>
+        <w:tc>
+          <w:tcPr>
+            <w:tcW w:type="dxa" w:w="2160"/>
+          </w:tcPr>
+          <w:p>
+            <w:r>
+              <w:t>16:20</w:t>
+            </w:r>
+          </w:p>
+        </w:tc>
+        <w:tc>
+          <w:tcPr>
+            <w:tcW w:type="dxa" w:w="2160"/>
+          </w:tcPr>
+          <w:p>
+            <w:r>
+              <w:t>17:00</w:t>
+            </w:r>
+          </w:p>
+        </w:tc>
+        <w:tc>
+          <w:tcPr>
+            <w:tcW w:type="dxa" w:w="2160"/>
+          </w:tcPr>
+          <w:p>
+            <w:r>
+              <w:t>Team incident and cost trade-off exercise</w:t>
+            </w:r>
+          </w:p>
+        </w:tc>
+        <w:tc>
+          <w:tcPr>
+            <w:tcW w:type="dxa" w:w="2160"/>
+          </w:tcPr>
+          <w:p>
+            <w:r>
+              <w:t>40</w:t>
+            </w:r>
+          </w:p>
+        </w:tc>
+      </w:tr>
+      <w:tr>
+        <w:tc>
+          <w:tcPr>
+            <w:tcW w:type="dxa" w:w="2160"/>
+          </w:tcPr>
+          <w:p>
+            <w:r>
+              <w:t>17:00</w:t>
+            </w:r>
+          </w:p>
+        </w:tc>
+        <w:tc>
+          <w:tcPr>
+            <w:tcW w:type="dxa" w:w="2160"/>
+          </w:tcPr>
+          <w:p>
+            <w:r>
+              <w:t>17:30</w:t>
+            </w:r>
+          </w:p>
+        </w:tc>
+        <w:tc>
+          <w:tcPr>
+            <w:tcW w:type="dxa" w:w="2160"/>
+          </w:tcPr>
+          <w:p>
+            <w:r>
+              <w:t>Knowledge check, evidence, cleanup and close</w:t>
+            </w:r>
+          </w:p>
+        </w:tc>
+        <w:tc>
+          <w:tcPr>
+            <w:tcW w:type="dxa" w:w="2160"/>
+          </w:tcPr>
+          <w:p>
+            <w:r>
+              <w:t>30</w:t>
+            </w:r>
+          </w:p>
+        </w:tc>
+      </w:tr>
+    </w:tbl>
+    <w:p>
+      <w:pPr>
+        <w:pStyle w:val="Heading1"/>
+      </w:pPr>
+      <w:r>
+        <w:t>Open these guides in this order</w:t>
       </w:r>
     </w:p>
     <w:p>
       <w:r>
-        <w:t>CI/CD, ARM/Bicep, Azure PowerShell and CLI are instructor-led topics if time permits. Dedicated student runbooks/projects are not yet supplied for those topics.</w:t>
+        <w:t>1. 06_Cost_Management_Portal_Lab.docx (mandatory, 10:00).</w:t>
       </w:r>
     </w:p>
     <w:p>
       <w:r>
-        <w:t>Do not host the current tracker unchanged: authentication, persistence, scoped identities and an approved deployment are prerequisites.</w:t>
+        <w:t>2. 02_Application_Insights_Portal_Lab.docx (11:30), then 03_KQL_Beginner_Hands_On.docx (13:30).</w:t>
+      </w:r>
+    </w:p>
+    <w:p>
+      <w:r>
+        <w:t>3. 01_Service_Bus_Portal_Lab.docx (15:00): only the assigned standalone Explorer steps.</w:t>
+      </w:r>
+    </w:p>
+    <w:p>
+      <w:r>
+        <w:t>4. LBS_Document_Tracker_Setup_And_Testing.docx (15:35): local-only, fictional data.</w:t>
+      </w:r>
+    </w:p>
+    <w:p>
+      <w:r>
+        <w:t>5. 04_Incident_And_Cost_Team_Exercise.docx (16:20).</w:t>
+      </w:r>
+    </w:p>
+    <w:p>
+      <w:r>
+        <w:t>Supporting files: Labs\Day2Operations relative to the attendee-pack root. It contains CSVs and three query modes.</w:t>
+      </w:r>
+    </w:p>
+    <w:p>
+      <w:r>
+        <w:t>05_Identity_And_Access_Optional.docx and 07_Networking_Basics_Optional.docx remain references. CI/CD, ARM/Bicep and automation are awareness-only unless a separate tested runbook is supplied; they are not extra core labs.</w:t>
+      </w:r>
+    </w:p>
+    <w:p>
+      <w:r>
+        <w:t>Optional - Portal Resource Creation contains owner-approved creation routes. Existing resources are the default; do not create duplicates.</w:t>
       </w:r>
     </w:p>
     <w:sectPr>
-      <w:pgSz w:w="11909" w:h="16834"/>
-      <w:pgMar w:top="1440" w:right="1008" w:bottom="1440" w:left="1008" w:header="720" w:footer="720" w:gutter="0"/>
+      <w:footerReference w:type="default" r:id="rId9"/>
+      <w:pgSz w:w="12240" w:h="15840"/>
+      <w:pgMar w:top="1008" w:right="1800" w:bottom="1008" w:left="1800" w:header="720" w:footer="720" w:gutter="0"/>
       <w:cols w:space="720"/>
       <w:docGrid w:linePitch="360"/>
     </w:sectPr>
   </w:body>
 </w:document>
+</file>
+
+<file path=word/footer1.xml><?xml version="1.0" encoding="utf-8"?>
+<w:ftr xmlns:m="http://schemas.openxmlformats.org/officeDocument/2006/math" xmlns:mc="http://schemas.openxmlformats.org/markup-compatibility/2006" xmlns:mo="http://schemas.microsoft.com/office/mac/office/2008/main" xmlns:mv="urn:schemas-microsoft-com:mac:vml" xmlns:o="urn:schemas-microsoft-com:office:office" xmlns:r="http://schemas.openxmlformats.org/officeDocument/2006/relationships" xmlns:v="urn:schemas-microsoft-com:vml" xmlns:w10="urn:schemas-microsoft-com:office:word" xmlns:w14="http://schemas.microsoft.com/office/word/2010/wordml" xmlns:w="http://schemas.openxmlformats.org/wordprocessingml/2006/main" xmlns:wne="http://schemas.microsoft.com/office/word/2006/wordml" xmlns:wp14="http://schemas.microsoft.com/office/word/2010/wordprocessingDrawing" xmlns:wp="http://schemas.openxmlformats.org/drawingml/2006/wordprocessingDrawing" xmlns:wpc="http://schemas.microsoft.com/office/word/2010/wordprocessingCanvas" xmlns:wpg="http://schemas.microsoft.com/office/word/2010/wordprocessingGroup" xmlns:wpi="http://schemas.microsoft.com/office/word/2010/wordprocessingInk" xmlns:wps="http://schemas.microsoft.com/office/word/2010/wordprocessingShape" mc:Ignorable="w14 wp14">
+  <w:p>
+    <w:pPr>
+      <w:pStyle w:val="Footer"/>
+    </w:pPr>
+    <w:r>
+      <w:t>LBS | Day 2 | Student edition | Fictional data only</w:t>
+    </w:r>
+  </w:p>
+</w:ftr>
 </file>
 
 <file path=word/numbering.xml><?xml version="1.0" encoding="utf-8"?>
@@ -439,9 +1023,12 @@
     <w:name w:val="Normal"/>
     <w:qFormat/>
     <w:rsid w:val="00FC693F"/>
+    <w:pPr>
+      <w:spacing w:after="140"/>
+    </w:pPr>
     <w:rPr>
-      <w:rFonts w:ascii="Verdana" w:hAnsi="Verdana"/>
-      <w:sz w:val="20"/>
+      <w:rFonts w:ascii="Calibri" w:hAnsi="Calibri"/>
+      <w:sz w:val="22"/>
     </w:rPr>
   </w:style>
   <w:style w:type="paragraph" w:styleId="Header">
@@ -506,7 +1093,7 @@
       <w:rFonts w:asciiTheme="majorHAnsi" w:eastAsiaTheme="majorEastAsia" w:hAnsiTheme="majorHAnsi" w:cstheme="majorBidi"/>
       <w:b/>
       <w:bCs/>
-      <w:color w:val="365F91" w:themeColor="accent1" w:themeShade="BF"/>
+      <w:color w:val="17365D"/>
       <w:sz w:val="28"/>
       <w:szCs w:val="28"/>
     </w:rPr>
@@ -530,7 +1117,7 @@
       <w:rFonts w:asciiTheme="majorHAnsi" w:eastAsiaTheme="majorEastAsia" w:hAnsiTheme="majorHAnsi" w:cstheme="majorBidi"/>
       <w:b/>
       <w:bCs/>
-      <w:color w:val="4F81BD" w:themeColor="accent1"/>
+      <w:color w:val="17365D"/>
       <w:sz w:val="26"/>
       <w:szCs w:val="26"/>
     </w:rPr>
@@ -793,7 +1380,7 @@
     </w:pPr>
     <w:rPr>
       <w:rFonts w:asciiTheme="majorHAnsi" w:eastAsiaTheme="majorEastAsia" w:hAnsiTheme="majorHAnsi" w:cstheme="majorBidi"/>
-      <w:color w:val="17365D" w:themeColor="text2" w:themeShade="BF"/>
+      <w:color w:val="17365D"/>
       <w:spacing w:val="5"/>
       <w:kern w:val="28"/>
       <w:sz w:val="52"/>
